--- a/mode_docx_nc/pmi_gzt2/template.docx
+++ b/mode_docx_nc/pmi_gzt2/template.docx
@@ -466,7 +466,7 @@
       <w:r>
         <w:fldChar w:fldCharType="separate"/>
       </w:r>
-      <w:hyperlink w:anchor="_Toc202428805" w:history="1">
+      <w:hyperlink w:anchor="_Toc204005504" w:history="1">
         <w:r>
           <w:rPr>
             <w:rStyle w:val="af4"/>
@@ -510,7 +510,7 @@
             <w:noProof/>
             <w:webHidden/>
           </w:rPr>
-          <w:instrText xml:space="preserve"> PAGEREF _Toc202428805 \h </w:instrText>
+          <w:instrText xml:space="preserve"> PAGEREF _Toc204005504 \h </w:instrText>
         </w:r>
         <w:r>
           <w:rPr>
@@ -552,7 +552,7 @@
           <w:lang w:val="en-US"/>
         </w:rPr>
       </w:pPr>
-      <w:hyperlink w:anchor="_Toc202428806" w:history="1">
+      <w:hyperlink w:anchor="_Toc204005505" w:history="1">
         <w:r>
           <w:rPr>
             <w:rStyle w:val="af4"/>
@@ -579,7 +579,7 @@
             <w:noProof/>
             <w:webHidden/>
           </w:rPr>
-          <w:instrText xml:space="preserve"> PAGEREF _Toc202428806 \h </w:instrText>
+          <w:instrText xml:space="preserve"> PAGEREF _Toc204005505 \h </w:instrText>
         </w:r>
         <w:r>
           <w:rPr>
@@ -621,7 +621,7 @@
           <w:lang w:val="en-US"/>
         </w:rPr>
       </w:pPr>
-      <w:hyperlink w:anchor="_Toc202428807" w:history="1">
+      <w:hyperlink w:anchor="_Toc204005506" w:history="1">
         <w:r>
           <w:rPr>
             <w:rStyle w:val="af4"/>
@@ -648,7 +648,7 @@
             <w:noProof/>
             <w:webHidden/>
           </w:rPr>
-          <w:instrText xml:space="preserve"> PAGEREF _Toc202428807 \h </w:instrText>
+          <w:instrText xml:space="preserve"> PAGEREF _Toc204005506 \h </w:instrText>
         </w:r>
         <w:r>
           <w:rPr>
@@ -690,7 +690,7 @@
           <w:lang w:val="en-US"/>
         </w:rPr>
       </w:pPr>
-      <w:hyperlink w:anchor="_Toc202428808" w:history="1">
+      <w:hyperlink w:anchor="_Toc204005507" w:history="1">
         <w:r>
           <w:rPr>
             <w:rStyle w:val="af4"/>
@@ -717,7 +717,7 @@
             <w:noProof/>
             <w:webHidden/>
           </w:rPr>
-          <w:instrText xml:space="preserve"> PAGEREF _Toc202428808 \h </w:instrText>
+          <w:instrText xml:space="preserve"> PAGEREF _Toc204005507 \h </w:instrText>
         </w:r>
         <w:r>
           <w:rPr>
@@ -759,7 +759,7 @@
           <w:lang w:val="en-US"/>
         </w:rPr>
       </w:pPr>
-      <w:hyperlink w:anchor="_Toc202428809" w:history="1">
+      <w:hyperlink w:anchor="_Toc204005508" w:history="1">
         <w:r>
           <w:rPr>
             <w:rStyle w:val="af4"/>
@@ -786,7 +786,7 @@
             <w:noProof/>
             <w:webHidden/>
           </w:rPr>
-          <w:instrText xml:space="preserve"> PAGEREF _Toc202428809 \h </w:instrText>
+          <w:instrText xml:space="preserve"> PAGEREF _Toc204005508 \h </w:instrText>
         </w:r>
         <w:r>
           <w:rPr>
@@ -828,7 +828,7 @@
           <w:lang w:val="en-US"/>
         </w:rPr>
       </w:pPr>
-      <w:hyperlink w:anchor="_Toc202428810" w:history="1">
+      <w:hyperlink w:anchor="_Toc204005509" w:history="1">
         <w:r>
           <w:rPr>
             <w:rStyle w:val="af4"/>
@@ -855,7 +855,7 @@
             <w:noProof/>
             <w:webHidden/>
           </w:rPr>
-          <w:instrText xml:space="preserve"> PAGEREF _Toc202428810 \h </w:instrText>
+          <w:instrText xml:space="preserve"> PAGEREF _Toc204005509 \h </w:instrText>
         </w:r>
         <w:r>
           <w:rPr>
@@ -897,7 +897,7 @@
           <w:lang w:val="en-US"/>
         </w:rPr>
       </w:pPr>
-      <w:hyperlink w:anchor="_Toc202428811" w:history="1">
+      <w:hyperlink w:anchor="_Toc204005510" w:history="1">
         <w:r>
           <w:rPr>
             <w:rStyle w:val="af4"/>
@@ -924,7 +924,7 @@
             <w:noProof/>
             <w:webHidden/>
           </w:rPr>
-          <w:instrText xml:space="preserve"> PAGEREF _Toc202428811 \h </w:instrText>
+          <w:instrText xml:space="preserve"> PAGEREF _Toc204005510 \h </w:instrText>
         </w:r>
         <w:r>
           <w:rPr>
@@ -966,7 +966,7 @@
           <w:lang w:val="en-US"/>
         </w:rPr>
       </w:pPr>
-      <w:hyperlink w:anchor="_Toc202428812" w:history="1">
+      <w:hyperlink w:anchor="_Toc204005511" w:history="1">
         <w:r>
           <w:rPr>
             <w:rStyle w:val="af4"/>
@@ -993,7 +993,7 @@
             <w:noProof/>
             <w:webHidden/>
           </w:rPr>
-          <w:instrText xml:space="preserve"> PAGEREF _Toc202428812 \h </w:instrText>
+          <w:instrText xml:space="preserve"> PAGEREF _Toc204005511 \h </w:instrText>
         </w:r>
         <w:r>
           <w:rPr>
@@ -1039,7 +1039,7 @@
           <w:lang w:val="en-US"/>
         </w:rPr>
       </w:pPr>
-      <w:hyperlink w:anchor="_Toc202428813" w:history="1">
+      <w:hyperlink w:anchor="_Toc204005512" w:history="1">
         <w:r>
           <w:rPr>
             <w:rStyle w:val="af4"/>
@@ -1062,7 +1062,7 @@
             <w:rStyle w:val="af4"/>
             <w:noProof/>
           </w:rPr>
-          <w:t>ПРОГРАММА И МЕТОДИКИ ПРОВЕДЕНИЯ ИСПЫТАНИЙ</w:t>
+          <w:t>ПРОГРАММА ПРОВЕДЕНИЯ ИСПЫТАНИЙ</w:t>
         </w:r>
         <w:r>
           <w:rPr>
@@ -1083,7 +1083,7 @@
             <w:noProof/>
             <w:webHidden/>
           </w:rPr>
-          <w:instrText xml:space="preserve"> PAGEREF _Toc202428813 \h </w:instrText>
+          <w:instrText xml:space="preserve"> PAGEREF _Toc204005512 \h </w:instrText>
         </w:r>
         <w:r>
           <w:rPr>
@@ -1125,7 +1125,7 @@
           <w:lang w:val="en-US"/>
         </w:rPr>
       </w:pPr>
-      <w:hyperlink w:anchor="_Toc202428814" w:history="1">
+      <w:hyperlink w:anchor="_Toc204005513" w:history="1">
         <w:r>
           <w:rPr>
             <w:rStyle w:val="af4"/>
@@ -1152,7 +1152,7 @@
             <w:noProof/>
             <w:webHidden/>
           </w:rPr>
-          <w:instrText xml:space="preserve"> PAGEREF _Toc202428814 \h </w:instrText>
+          <w:instrText xml:space="preserve"> PAGEREF _Toc204005513 \h </w:instrText>
         </w:r>
         <w:r>
           <w:rPr>
@@ -1194,7 +1194,7 @@
           <w:lang w:val="en-US"/>
         </w:rPr>
       </w:pPr>
-      <w:hyperlink w:anchor="_Toc202428815" w:history="1">
+      <w:hyperlink w:anchor="_Toc204005514" w:history="1">
         <w:r>
           <w:rPr>
             <w:rStyle w:val="af4"/>
@@ -1221,7 +1221,7 @@
             <w:noProof/>
             <w:webHidden/>
           </w:rPr>
-          <w:instrText xml:space="preserve"> PAGEREF _Toc202428815 \h </w:instrText>
+          <w:instrText xml:space="preserve"> PAGEREF _Toc204005514 \h </w:instrText>
         </w:r>
         <w:r>
           <w:rPr>
@@ -1263,7 +1263,7 @@
           <w:lang w:val="en-US"/>
         </w:rPr>
       </w:pPr>
-      <w:hyperlink w:anchor="_Toc202428816" w:history="1">
+      <w:hyperlink w:anchor="_Toc204005515" w:history="1">
         <w:r>
           <w:rPr>
             <w:rStyle w:val="af4"/>
@@ -1290,7 +1290,7 @@
             <w:noProof/>
             <w:webHidden/>
           </w:rPr>
-          <w:instrText xml:space="preserve"> PAGEREF _Toc202428816 \h </w:instrText>
+          <w:instrText xml:space="preserve"> PAGEREF _Toc204005515 \h </w:instrText>
         </w:r>
         <w:r>
           <w:rPr>
@@ -1332,7 +1332,7 @@
           <w:lang w:val="en-US"/>
         </w:rPr>
       </w:pPr>
-      <w:hyperlink w:anchor="_Toc202428817" w:history="1">
+      <w:hyperlink w:anchor="_Toc204005516" w:history="1">
         <w:r>
           <w:rPr>
             <w:rStyle w:val="af4"/>
@@ -1359,7 +1359,7 @@
             <w:noProof/>
             <w:webHidden/>
           </w:rPr>
-          <w:instrText xml:space="preserve"> PAGEREF _Toc202428817 \h </w:instrText>
+          <w:instrText xml:space="preserve"> PAGEREF _Toc204005516 \h </w:instrText>
         </w:r>
         <w:r>
           <w:rPr>
@@ -1414,6 +1414,8 @@
           <w:lang w:val="en-US"/>
         </w:rPr>
       </w:pPr>
+      <w:bookmarkStart w:id="0" w:name="_GoBack"/>
+      <w:bookmarkEnd w:id="0"/>
     </w:p>
     <w:p>
       <w:pPr>
@@ -1440,21 +1442,21 @@
         <w:lastRenderedPageBreak/>
         <w:tab/>
       </w:r>
-      <w:bookmarkStart w:id="0" w:name="_Toc202428805"/>
+      <w:bookmarkStart w:id="1" w:name="_Toc204005504"/>
       <w:r>
         <w:t>ОБЩИЕ СВЕДЕНИЯ</w:t>
       </w:r>
-      <w:bookmarkEnd w:id="0"/>
+      <w:bookmarkEnd w:id="1"/>
     </w:p>
     <w:p>
       <w:pPr>
         <w:pStyle w:val="2"/>
       </w:pPr>
-      <w:bookmarkStart w:id="1" w:name="_Toc202428806"/>
+      <w:bookmarkStart w:id="2" w:name="_Toc204005505"/>
       <w:r>
         <w:t>Цель проведения испытаний</w:t>
       </w:r>
-      <w:bookmarkEnd w:id="1"/>
+      <w:bookmarkEnd w:id="2"/>
     </w:p>
     <w:p>
       <w:pPr>
@@ -1483,14 +1485,14 @@
       <w:pPr>
         <w:pStyle w:val="2"/>
       </w:pPr>
-      <w:bookmarkStart w:id="2" w:name="_Toc202428807"/>
+      <w:bookmarkStart w:id="3" w:name="_Toc204005506"/>
       <w:r>
         <w:t>Место</w:t>
       </w:r>
       <w:r>
         <w:t xml:space="preserve"> проведения испытаний</w:t>
       </w:r>
-      <w:bookmarkEnd w:id="2"/>
+      <w:bookmarkEnd w:id="3"/>
     </w:p>
     <w:tbl>
       <w:tblPr>
@@ -1630,11 +1632,11 @@
       <w:pPr>
         <w:pStyle w:val="2"/>
       </w:pPr>
-      <w:bookmarkStart w:id="3" w:name="_Toc202428808"/>
+      <w:bookmarkStart w:id="4" w:name="_Toc204005507"/>
       <w:r>
         <w:t>Информация об объекте испытаний</w:t>
       </w:r>
-      <w:bookmarkEnd w:id="3"/>
+      <w:bookmarkEnd w:id="4"/>
     </w:p>
     <w:p>
       <w:pPr>
@@ -1980,36 +1982,9 @@
       <w:pPr>
         <w:pStyle w:val="2"/>
       </w:pPr>
-      <w:bookmarkStart w:id="4" w:name="_Toc202428809"/>
+      <w:bookmarkStart w:id="5" w:name="_Toc204005508"/>
       <w:r>
         <w:t>Период проведения испытаний</w:t>
-      </w:r>
-      <w:bookmarkEnd w:id="4"/>
-    </w:p>
-    <w:p>
-      <w:pPr>
-        <w:pStyle w:val="a5"/>
-      </w:pPr>
-      <w:r>
-        <w:t>Дата проведения испытаний:</w:t>
-      </w:r>
-      <w:r>
-        <w:tab/>
-      </w:r>
-      <w:r>
-        <w:rPr>
-          <w:highlight w:val="yellow"/>
-        </w:rPr>
-        <w:t>15.09.2025 - 17.10.2025</w:t>
-      </w:r>
-    </w:p>
-    <w:p>
-      <w:pPr>
-        <w:pStyle w:val="2"/>
-      </w:pPr>
-      <w:bookmarkStart w:id="5" w:name="_Toc202428810"/>
-      <w:r>
-        <w:t>Условия проведения испытаний и измерений</w:t>
       </w:r>
       <w:bookmarkEnd w:id="5"/>
     </w:p>
@@ -2018,16 +1993,25 @@
         <w:pStyle w:val="a5"/>
       </w:pPr>
       <w:r>
-        <w:t>Испытания проводились при нормальных климатических условиях (температура воздуха 20±5 ºС, относительная влажность до 80%).</w:t>
+        <w:t>Дата проведения испытаний:</w:t>
+      </w:r>
+      <w:r>
+        <w:tab/>
+      </w:r>
+      <w:r>
+        <w:rPr>
+          <w:highlight w:val="yellow"/>
+        </w:rPr>
+        <w:t>15.09.2025 - 17.10.2025</w:t>
       </w:r>
     </w:p>
     <w:p>
       <w:pPr>
         <w:pStyle w:val="2"/>
       </w:pPr>
-      <w:bookmarkStart w:id="6" w:name="_Toc202428811"/>
-      <w:r>
-        <w:t>Нормативная документация</w:t>
+      <w:bookmarkStart w:id="6" w:name="_Toc204005509"/>
+      <w:r>
+        <w:t>Условия проведения испытаний и измерений</w:t>
       </w:r>
       <w:bookmarkEnd w:id="6"/>
     </w:p>
@@ -2036,20 +2020,38 @@
         <w:pStyle w:val="a5"/>
       </w:pPr>
       <w:r>
-        <w:t xml:space="preserve">1. СТО 56947007-33.040.20.296-2019 </w:t>
-      </w:r>
-      <w:r>
-        <w:t>Типовые шкафы ШЭТ и ОЭТ 6-35 кВ. Архитектура I типа</w:t>
-      </w:r>
-      <w:r>
-        <w:t>, ПАО «ФСК ЕЭС».</w:t>
-      </w:r>
+        <w:t>Испытания проводились при нормальных климатических условиях (температура воздуха 20±5 ºС, относительная влажность до 80%).</w:t>
+      </w:r>
+    </w:p>
+    <w:p>
+      <w:pPr>
+        <w:pStyle w:val="2"/>
+      </w:pPr>
+      <w:bookmarkStart w:id="7" w:name="_Toc204005510"/>
+      <w:r>
+        <w:t>Нормативная документация</w:t>
+      </w:r>
+      <w:bookmarkEnd w:id="7"/>
     </w:p>
     <w:p>
       <w:pPr>
         <w:pStyle w:val="a5"/>
       </w:pPr>
       <w:r>
+        <w:t xml:space="preserve">1. СТО 56947007-33.040.20.296-2019 </w:t>
+      </w:r>
+      <w:r>
+        <w:t>Типовые шкафы ШЭТ и ОЭТ 6-35 кВ. Архитектура I типа</w:t>
+      </w:r>
+      <w:r>
+        <w:t>, ПАО «ФСК ЕЭС».</w:t>
+      </w:r>
+    </w:p>
+    <w:p>
+      <w:pPr>
+        <w:pStyle w:val="a5"/>
+      </w:pPr>
+      <w:r>
         <w:lastRenderedPageBreak/>
         <w:t xml:space="preserve">2. СТО 56947007-33.040.20.297-2019 </w:t>
       </w:r>
@@ -2073,11 +2075,11 @@
       <w:pPr>
         <w:pStyle w:val="2"/>
       </w:pPr>
-      <w:bookmarkStart w:id="7" w:name="_Toc202428812"/>
+      <w:bookmarkStart w:id="8" w:name="_Toc204005511"/>
       <w:r>
         <w:t>Перечень используемых средств измерений (СИ), испытательного оборудования (ИО) и вспомогательного оборудования (ВО)</w:t>
       </w:r>
-      <w:bookmarkEnd w:id="7"/>
+      <w:bookmarkEnd w:id="8"/>
     </w:p>
     <w:p>
       <w:pPr>
@@ -3479,18 +3481,18 @@
       <w:pPr>
         <w:pStyle w:val="1"/>
       </w:pPr>
-      <w:bookmarkStart w:id="8" w:name="_Toc202428813"/>
+      <w:bookmarkStart w:id="9" w:name="_Toc204005512"/>
       <w:r>
         <w:lastRenderedPageBreak/>
-        <w:t>ПРОГРАММА И МЕТОДИКИ ПРОВЕДЕНИЯ ИСПЫТАНИЙ</w:t>
-      </w:r>
-      <w:bookmarkEnd w:id="8"/>
+        <w:t>ПРОГРАММА ПРОВЕДЕНИЯ ИСПЫТАНИЙ</w:t>
+      </w:r>
+      <w:bookmarkEnd w:id="9"/>
     </w:p>
     <w:p>
       <w:pPr>
         <w:pStyle w:val="2"/>
       </w:pPr>
-      <w:bookmarkStart w:id="9" w:name="_Toc202428814"/>
+      <w:bookmarkStart w:id="10" w:name="_Toc204005513"/>
       <w:r>
         <w:t>Цел</w:t>
       </w:r>
@@ -3500,7 +3502,7 @@
       <w:r>
         <w:t xml:space="preserve"> испытаний</w:t>
       </w:r>
-      <w:bookmarkEnd w:id="9"/>
+      <w:bookmarkEnd w:id="10"/>
     </w:p>
     <w:p>
       <w:pPr>
@@ -3517,16 +3519,16 @@
       <w:pPr>
         <w:pStyle w:val="2"/>
       </w:pPr>
-      <w:bookmarkStart w:id="10" w:name="_Toc198633114"/>
-      <w:bookmarkStart w:id="11" w:name="_Toc202428815"/>
+      <w:bookmarkStart w:id="11" w:name="_Toc198633114"/>
+      <w:bookmarkStart w:id="12" w:name="_Toc204005514"/>
       <w:r>
         <w:t>Подключение испытатель</w:t>
       </w:r>
       <w:r>
         <w:t>ной установки к устройству</w:t>
       </w:r>
-      <w:bookmarkEnd w:id="10"/>
       <w:bookmarkEnd w:id="11"/>
+      <w:bookmarkEnd w:id="12"/>
     </w:p>
     <w:p>
       <w:pPr>
@@ -3647,10 +3649,10 @@
             <v:path o:extrusionok="f" gradientshapeok="t" o:connecttype="rect"/>
             <o:lock v:ext="edit" aspectratio="t"/>
           </v:shapetype>
-          <v:shape id="_x0000_i1025" type="#_x0000_t75" style="width:395.05pt;height:502.15pt" o:ole="">
+          <v:shape id="_x0000_i1025" type="#_x0000_t75" style="width:395.05pt;height:502.1pt" o:ole="">
             <v:imagedata r:id="rId10" o:title=""/>
           </v:shape>
-          <o:OLEObject Type="Embed" ProgID="Acrobat.Document.DC" ShapeID="_x0000_i1025" DrawAspect="Content" ObjectID="_1813041605" r:id="rId11"/>
+          <o:OLEObject Type="Embed" ProgID="Acrobat.Document.DC" ShapeID="_x0000_i1025" DrawAspect="Content" ObjectID="_1814618250" r:id="rId11"/>
         </w:object>
       </w:r>
     </w:p>
@@ -3658,7 +3660,7 @@
       <w:pPr>
         <w:pStyle w:val="a1"/>
       </w:pPr>
-      <w:bookmarkStart w:id="12" w:name="_Ref198732889"/>
+      <w:bookmarkStart w:id="13" w:name="_Ref198732889"/>
       <w:r>
         <w:lastRenderedPageBreak/>
         <w:t xml:space="preserve">Схема подключения </w:t>
@@ -3690,7 +3692,7 @@
       <w:r>
         <w:t>устройства</w:t>
       </w:r>
-      <w:bookmarkEnd w:id="12"/>
+      <w:bookmarkEnd w:id="13"/>
     </w:p>
     <w:p>
       <w:pPr>
@@ -3698,10 +3700,10 @@
       </w:pPr>
       <w:r>
         <w:object w:dxaOrig="14235" w:dyaOrig="16485">
-          <v:shape id="_x0000_i1026" type="#_x0000_t75" style="width:396.45pt;height:459.1pt" o:ole="">
+          <v:shape id="_x0000_i1026" type="#_x0000_t75" style="width:396.3pt;height:458.9pt" o:ole="">
             <v:imagedata r:id="rId12" o:title=""/>
           </v:shape>
-          <o:OLEObject Type="Embed" ProgID="Acrobat.Document.DC" ShapeID="_x0000_i1026" DrawAspect="Content" ObjectID="_1813041606" r:id="rId13"/>
+          <o:OLEObject Type="Embed" ProgID="Acrobat.Document.DC" ShapeID="_x0000_i1026" DrawAspect="Content" ObjectID="_1814618251" r:id="rId13"/>
         </w:object>
       </w:r>
     </w:p>
@@ -3709,7 +3711,7 @@
       <w:pPr>
         <w:pStyle w:val="a1"/>
       </w:pPr>
-      <w:bookmarkStart w:id="13" w:name="_Ref198628610"/>
+      <w:bookmarkStart w:id="14" w:name="_Ref198628610"/>
       <w:r>
         <w:t xml:space="preserve">Схема подключения </w:t>
       </w:r>
@@ -3746,17 +3748,17 @@
       <w:r>
         <w:t>устройства</w:t>
       </w:r>
-      <w:bookmarkEnd w:id="13"/>
+      <w:bookmarkEnd w:id="14"/>
     </w:p>
     <w:p>
       <w:pPr>
         <w:pStyle w:val="2"/>
       </w:pPr>
-      <w:bookmarkStart w:id="14" w:name="_Toc202428816"/>
+      <w:bookmarkStart w:id="15" w:name="_Toc204005515"/>
       <w:r>
         <w:t>Назначение дискретных входов устройства ЮНИТ-М-300</w:t>
       </w:r>
-      <w:bookmarkEnd w:id="14"/>
+      <w:bookmarkEnd w:id="15"/>
     </w:p>
     <w:p>
       <w:pPr>
@@ -3814,10 +3816,7 @@
         <w:fldChar w:fldCharType="begin"/>
       </w:r>
       <w:r>
-        <w:instrText xml:space="preserve"> REF _Ref202428824 \r \h </w:instrText>
-      </w:r>
-      <w:r>
-        <w:instrText xml:space="preserve"> \* MERGEFORMAT </w:instrText>
+        <w:instrText xml:space="preserve"> REF _Ref202428824 \r \h  \* MERGEFORMAT </w:instrText>
       </w:r>
       <w:r>
         <w:fldChar w:fldCharType="separate"/>
@@ -3848,7 +3847,7 @@
       <w:pPr>
         <w:pStyle w:val="a"/>
       </w:pPr>
-      <w:bookmarkStart w:id="15" w:name="_Ref192834795"/>
+      <w:bookmarkStart w:id="16" w:name="_Ref192834795"/>
       <w:r>
         <w:t>Назначение дискретных входов ЮНИТ-М300 для проверки</w:t>
       </w:r>
@@ -3858,7 +3857,7 @@
       <w:r>
         <w:t xml:space="preserve"> </w:t>
       </w:r>
-      <w:bookmarkEnd w:id="15"/>
+      <w:bookmarkEnd w:id="16"/>
       <w:r>
         <w:t>ГЗ РПН</w:t>
       </w:r>
@@ -4776,7 +4775,7 @@
       <w:pPr>
         <w:pStyle w:val="a"/>
       </w:pPr>
-      <w:bookmarkStart w:id="16" w:name="_Ref191625992"/>
+      <w:bookmarkStart w:id="17" w:name="_Ref191625992"/>
       <w:r>
         <w:t xml:space="preserve">Назначение дискретных входов ЮНИТ-М300 для проверки </w:t>
       </w:r>
@@ -5654,14 +5653,14 @@
       <w:pPr>
         <w:pStyle w:val="a"/>
       </w:pPr>
-      <w:bookmarkStart w:id="17" w:name="_Ref202428824"/>
+      <w:bookmarkStart w:id="18" w:name="_Ref202428824"/>
       <w:r>
         <w:t xml:space="preserve">Назначение дискретных входов ЮНИТ-М300 для проверки </w:t>
       </w:r>
       <w:r>
         <w:t>ЛО ГЗсигн</w:t>
       </w:r>
-      <w:bookmarkEnd w:id="17"/>
+      <w:bookmarkEnd w:id="18"/>
     </w:p>
     <w:tbl>
       <w:tblPr>
@@ -6521,24 +6520,19 @@
       <w:pPr>
         <w:pStyle w:val="2"/>
       </w:pPr>
-      <w:bookmarkStart w:id="18" w:name="_Toc202428817"/>
-      <w:bookmarkEnd w:id="16"/>
+      <w:bookmarkStart w:id="19" w:name="_Toc204005516"/>
+      <w:bookmarkEnd w:id="17"/>
       <w:r>
         <w:t>Назначение выходных реле устройства ЮНИТ-М-300</w:t>
       </w:r>
-      <w:bookmarkEnd w:id="18"/>
+      <w:bookmarkEnd w:id="19"/>
     </w:p>
     <w:p>
       <w:pPr>
         <w:pStyle w:val="3"/>
       </w:pPr>
       <w:r>
-        <w:t>Назначение внутренних сигналов функциональной логики на выходные реле устройства ЮНИТ-М300 производится при помощи п</w:t>
-      </w:r>
-      <w:bookmarkStart w:id="19" w:name="_GoBack"/>
-      <w:bookmarkEnd w:id="19"/>
-      <w:r>
-        <w:t xml:space="preserve">одключенного ПК с установленным ПО «ЮНИТ-СЕРВИС» в инструменте «Матрица входов и выходных реле». </w:t>
+        <w:t xml:space="preserve">Назначение внутренних сигналов функциональной логики на выходные реле устройства ЮНИТ-М300 производится при помощи подключенного ПК с установленным ПО «ЮНИТ-СЕРВИС» в инструменте «Матрица входов и выходных реле». </w:t>
       </w:r>
       <w:r>
         <w:t xml:space="preserve">Назначение </w:t>
@@ -6583,10 +6577,7 @@
         <w:fldChar w:fldCharType="begin"/>
       </w:r>
       <w:r>
-        <w:instrText xml:space="preserve"> REF _Ref195522309 \r \h </w:instrText>
-      </w:r>
-      <w:r>
-        <w:instrText xml:space="preserve"> \* MERGEFORMAT </w:instrText>
+        <w:instrText xml:space="preserve"> REF _Ref195522309 \r \h  \* MERGEFORMAT </w:instrText>
       </w:r>
       <w:r>
         <w:fldChar w:fldCharType="separate"/>
@@ -10758,14 +10749,27 @@
           <w:r>
             <w:t>/</w:t>
           </w:r>
-          <w:fldSimple w:instr=" NUMPAGES   \* MERGEFORMAT ">
-            <w:r>
-              <w:rPr>
-                <w:noProof/>
-              </w:rPr>
-              <w:t>9</w:t>
-            </w:r>
-          </w:fldSimple>
+          <w:r>
+            <w:fldChar w:fldCharType="begin"/>
+          </w:r>
+          <w:r>
+            <w:instrText xml:space="preserve"> NUMPAGES   \* MERGEFORMAT </w:instrText>
+          </w:r>
+          <w:r>
+            <w:fldChar w:fldCharType="separate"/>
+          </w:r>
+          <w:r>
+            <w:rPr>
+              <w:noProof/>
+            </w:rPr>
+            <w:t>9</w:t>
+          </w:r>
+          <w:r>
+            <w:rPr>
+              <w:noProof/>
+            </w:rPr>
+            <w:fldChar w:fldCharType="end"/>
+          </w:r>
         </w:p>
       </w:tc>
     </w:tr>
@@ -10842,7 +10846,7 @@
             <w:rPr>
               <w:noProof/>
             </w:rPr>
-            <w:t>8</w:t>
+            <w:t>9</w:t>
           </w:r>
           <w:r>
             <w:fldChar w:fldCharType="end"/>
@@ -10850,27 +10854,14 @@
           <w:r>
             <w:t xml:space="preserve"> из </w:t>
           </w:r>
-          <w:r>
-            <w:fldChar w:fldCharType="begin"/>
-          </w:r>
-          <w:r>
-            <w:instrText xml:space="preserve"> NUMPAGES </w:instrText>
-          </w:r>
-          <w:r>
-            <w:fldChar w:fldCharType="separate"/>
-          </w:r>
-          <w:r>
-            <w:rPr>
-              <w:noProof/>
-            </w:rPr>
-            <w:t>9</w:t>
-          </w:r>
-          <w:r>
-            <w:rPr>
-              <w:noProof/>
-            </w:rPr>
-            <w:fldChar w:fldCharType="end"/>
-          </w:r>
+          <w:fldSimple w:instr=" NUMPAGES ">
+            <w:r>
+              <w:rPr>
+                <w:noProof/>
+              </w:rPr>
+              <w:t>9</w:t>
+            </w:r>
+          </w:fldSimple>
           <w:r>
             <w:t xml:space="preserve"> </w:t>
           </w:r>
@@ -13001,7 +12992,7 @@
 </file>
 
 <file path=customXml/itemProps1.xml><?xml version="1.0" encoding="utf-8"?>
-<ds:datastoreItem xmlns:ds="http://schemas.openxmlformats.org/officeDocument/2006/customXml" ds:itemID="{E1252EB5-D3D2-4603-AB60-6D972F81567A}">
+<ds:datastoreItem xmlns:ds="http://schemas.openxmlformats.org/officeDocument/2006/customXml" ds:itemID="{17078822-307D-445C-9E9D-22813FC0A87F}">
   <ds:schemaRefs>
     <ds:schemaRef ds:uri="http://schemas.openxmlformats.org/officeDocument/2006/bibliography"/>
   </ds:schemaRefs>

--- a/mode_docx_nc/pmi_gzt2/template.docx
+++ b/mode_docx_nc/pmi_gzt2/template.docx
@@ -466,7 +466,7 @@
       <w:r>
         <w:fldChar w:fldCharType="separate"/>
       </w:r>
-      <w:hyperlink w:anchor="_Toc204005504" w:history="1">
+      <w:hyperlink w:anchor="_Toc204169482" w:history="1">
         <w:r>
           <w:rPr>
             <w:rStyle w:val="af4"/>
@@ -510,7 +510,7 @@
             <w:noProof/>
             <w:webHidden/>
           </w:rPr>
-          <w:instrText xml:space="preserve"> PAGEREF _Toc204005504 \h </w:instrText>
+          <w:instrText xml:space="preserve"> PAGEREF _Toc204169482 \h </w:instrText>
         </w:r>
         <w:r>
           <w:rPr>
@@ -552,7 +552,7 @@
           <w:lang w:val="en-US"/>
         </w:rPr>
       </w:pPr>
-      <w:hyperlink w:anchor="_Toc204005505" w:history="1">
+      <w:hyperlink w:anchor="_Toc204169483" w:history="1">
         <w:r>
           <w:rPr>
             <w:rStyle w:val="af4"/>
@@ -579,7 +579,7 @@
             <w:noProof/>
             <w:webHidden/>
           </w:rPr>
-          <w:instrText xml:space="preserve"> PAGEREF _Toc204005505 \h </w:instrText>
+          <w:instrText xml:space="preserve"> PAGEREF _Toc204169483 \h </w:instrText>
         </w:r>
         <w:r>
           <w:rPr>
@@ -621,7 +621,7 @@
           <w:lang w:val="en-US"/>
         </w:rPr>
       </w:pPr>
-      <w:hyperlink w:anchor="_Toc204005506" w:history="1">
+      <w:hyperlink w:anchor="_Toc204169484" w:history="1">
         <w:r>
           <w:rPr>
             <w:rStyle w:val="af4"/>
@@ -648,7 +648,7 @@
             <w:noProof/>
             <w:webHidden/>
           </w:rPr>
-          <w:instrText xml:space="preserve"> PAGEREF _Toc204005506 \h </w:instrText>
+          <w:instrText xml:space="preserve"> PAGEREF _Toc204169484 \h </w:instrText>
         </w:r>
         <w:r>
           <w:rPr>
@@ -690,7 +690,7 @@
           <w:lang w:val="en-US"/>
         </w:rPr>
       </w:pPr>
-      <w:hyperlink w:anchor="_Toc204005507" w:history="1">
+      <w:hyperlink w:anchor="_Toc204169485" w:history="1">
         <w:r>
           <w:rPr>
             <w:rStyle w:val="af4"/>
@@ -717,7 +717,7 @@
             <w:noProof/>
             <w:webHidden/>
           </w:rPr>
-          <w:instrText xml:space="preserve"> PAGEREF _Toc204005507 \h </w:instrText>
+          <w:instrText xml:space="preserve"> PAGEREF _Toc204169485 \h </w:instrText>
         </w:r>
         <w:r>
           <w:rPr>
@@ -759,7 +759,7 @@
           <w:lang w:val="en-US"/>
         </w:rPr>
       </w:pPr>
-      <w:hyperlink w:anchor="_Toc204005508" w:history="1">
+      <w:hyperlink w:anchor="_Toc204169486" w:history="1">
         <w:r>
           <w:rPr>
             <w:rStyle w:val="af4"/>
@@ -786,7 +786,7 @@
             <w:noProof/>
             <w:webHidden/>
           </w:rPr>
-          <w:instrText xml:space="preserve"> PAGEREF _Toc204005508 \h </w:instrText>
+          <w:instrText xml:space="preserve"> PAGEREF _Toc204169486 \h </w:instrText>
         </w:r>
         <w:r>
           <w:rPr>
@@ -828,7 +828,7 @@
           <w:lang w:val="en-US"/>
         </w:rPr>
       </w:pPr>
-      <w:hyperlink w:anchor="_Toc204005509" w:history="1">
+      <w:hyperlink w:anchor="_Toc204169487" w:history="1">
         <w:r>
           <w:rPr>
             <w:rStyle w:val="af4"/>
@@ -855,7 +855,7 @@
             <w:noProof/>
             <w:webHidden/>
           </w:rPr>
-          <w:instrText xml:space="preserve"> PAGEREF _Toc204005509 \h </w:instrText>
+          <w:instrText xml:space="preserve"> PAGEREF _Toc204169487 \h </w:instrText>
         </w:r>
         <w:r>
           <w:rPr>
@@ -897,7 +897,7 @@
           <w:lang w:val="en-US"/>
         </w:rPr>
       </w:pPr>
-      <w:hyperlink w:anchor="_Toc204005510" w:history="1">
+      <w:hyperlink w:anchor="_Toc204169488" w:history="1">
         <w:r>
           <w:rPr>
             <w:rStyle w:val="af4"/>
@@ -924,7 +924,7 @@
             <w:noProof/>
             <w:webHidden/>
           </w:rPr>
-          <w:instrText xml:space="preserve"> PAGEREF _Toc204005510 \h </w:instrText>
+          <w:instrText xml:space="preserve"> PAGEREF _Toc204169488 \h </w:instrText>
         </w:r>
         <w:r>
           <w:rPr>
@@ -966,7 +966,7 @@
           <w:lang w:val="en-US"/>
         </w:rPr>
       </w:pPr>
-      <w:hyperlink w:anchor="_Toc204005511" w:history="1">
+      <w:hyperlink w:anchor="_Toc204169489" w:history="1">
         <w:r>
           <w:rPr>
             <w:rStyle w:val="af4"/>
@@ -993,7 +993,7 @@
             <w:noProof/>
             <w:webHidden/>
           </w:rPr>
-          <w:instrText xml:space="preserve"> PAGEREF _Toc204005511 \h </w:instrText>
+          <w:instrText xml:space="preserve"> PAGEREF _Toc204169489 \h </w:instrText>
         </w:r>
         <w:r>
           <w:rPr>
@@ -1039,7 +1039,7 @@
           <w:lang w:val="en-US"/>
         </w:rPr>
       </w:pPr>
-      <w:hyperlink w:anchor="_Toc204005512" w:history="1">
+      <w:hyperlink w:anchor="_Toc204169490" w:history="1">
         <w:r>
           <w:rPr>
             <w:rStyle w:val="af4"/>
@@ -1083,7 +1083,7 @@
             <w:noProof/>
             <w:webHidden/>
           </w:rPr>
-          <w:instrText xml:space="preserve"> PAGEREF _Toc204005512 \h </w:instrText>
+          <w:instrText xml:space="preserve"> PAGEREF _Toc204169490 \h </w:instrText>
         </w:r>
         <w:r>
           <w:rPr>
@@ -1125,7 +1125,7 @@
           <w:lang w:val="en-US"/>
         </w:rPr>
       </w:pPr>
-      <w:hyperlink w:anchor="_Toc204005513" w:history="1">
+      <w:hyperlink w:anchor="_Toc204169491" w:history="1">
         <w:r>
           <w:rPr>
             <w:rStyle w:val="af4"/>
@@ -1152,7 +1152,7 @@
             <w:noProof/>
             <w:webHidden/>
           </w:rPr>
-          <w:instrText xml:space="preserve"> PAGEREF _Toc204005513 \h </w:instrText>
+          <w:instrText xml:space="preserve"> PAGEREF _Toc204169491 \h </w:instrText>
         </w:r>
         <w:r>
           <w:rPr>
@@ -1194,7 +1194,7 @@
           <w:lang w:val="en-US"/>
         </w:rPr>
       </w:pPr>
-      <w:hyperlink w:anchor="_Toc204005514" w:history="1">
+      <w:hyperlink w:anchor="_Toc204169492" w:history="1">
         <w:r>
           <w:rPr>
             <w:rStyle w:val="af4"/>
@@ -1221,7 +1221,7 @@
             <w:noProof/>
             <w:webHidden/>
           </w:rPr>
-          <w:instrText xml:space="preserve"> PAGEREF _Toc204005514 \h </w:instrText>
+          <w:instrText xml:space="preserve"> PAGEREF _Toc204169492 \h </w:instrText>
         </w:r>
         <w:r>
           <w:rPr>
@@ -1263,7 +1263,7 @@
           <w:lang w:val="en-US"/>
         </w:rPr>
       </w:pPr>
-      <w:hyperlink w:anchor="_Toc204005515" w:history="1">
+      <w:hyperlink w:anchor="_Toc204169493" w:history="1">
         <w:r>
           <w:rPr>
             <w:rStyle w:val="af4"/>
@@ -1290,7 +1290,7 @@
             <w:noProof/>
             <w:webHidden/>
           </w:rPr>
-          <w:instrText xml:space="preserve"> PAGEREF _Toc204005515 \h </w:instrText>
+          <w:instrText xml:space="preserve"> PAGEREF _Toc204169493 \h </w:instrText>
         </w:r>
         <w:r>
           <w:rPr>
@@ -1332,7 +1332,7 @@
           <w:lang w:val="en-US"/>
         </w:rPr>
       </w:pPr>
-      <w:hyperlink w:anchor="_Toc204005516" w:history="1">
+      <w:hyperlink w:anchor="_Toc204169494" w:history="1">
         <w:r>
           <w:rPr>
             <w:rStyle w:val="af4"/>
@@ -1359,7 +1359,7 @@
             <w:noProof/>
             <w:webHidden/>
           </w:rPr>
-          <w:instrText xml:space="preserve"> PAGEREF _Toc204005516 \h </w:instrText>
+          <w:instrText xml:space="preserve"> PAGEREF _Toc204169494 \h </w:instrText>
         </w:r>
         <w:r>
           <w:rPr>
@@ -1414,8 +1414,6 @@
           <w:lang w:val="en-US"/>
         </w:rPr>
       </w:pPr>
-      <w:bookmarkStart w:id="0" w:name="_GoBack"/>
-      <w:bookmarkEnd w:id="0"/>
     </w:p>
     <w:p>
       <w:pPr>
@@ -1442,34 +1440,40 @@
         <w:lastRenderedPageBreak/>
         <w:tab/>
       </w:r>
-      <w:bookmarkStart w:id="1" w:name="_Toc204005504"/>
+      <w:bookmarkStart w:id="0" w:name="_Toc204169482"/>
       <w:r>
         <w:t>ОБЩИЕ СВЕДЕНИЯ</w:t>
       </w:r>
-      <w:bookmarkEnd w:id="1"/>
+      <w:bookmarkEnd w:id="0"/>
     </w:p>
     <w:p>
       <w:pPr>
         <w:pStyle w:val="2"/>
       </w:pPr>
-      <w:bookmarkStart w:id="2" w:name="_Toc204005505"/>
+      <w:bookmarkStart w:id="1" w:name="_Toc204169483"/>
       <w:r>
         <w:t>Цель проведения испытаний</w:t>
       </w:r>
-      <w:bookmarkEnd w:id="2"/>
+      <w:bookmarkEnd w:id="1"/>
     </w:p>
     <w:p>
       <w:pPr>
         <w:pStyle w:val="a5"/>
       </w:pPr>
       <w:r>
-        <w:t xml:space="preserve">Проверка и подтверждение соответствия взаимосвязей функциональных блоков устройства ЮНИТ-М300-Т согласованной функциональной схеме устройства (далее ФСУ) </w:t>
-      </w:r>
-      <w:r>
-        <w:rPr>
-          <w:highlight w:val="yellow"/>
-        </w:rPr>
-        <w:t>версии 2.1</w:t>
+        <w:t>Проверка и подтверждение соответствия взаимосвязей функциональных блоков устройства ЮНИТ-М300-Т</w:t>
+      </w:r>
+      <w:r>
+        <w:t>2</w:t>
+      </w:r>
+      <w:r>
+        <w:t xml:space="preserve"> согласованной функциональной схеме устройства (далее ФСУ</w:t>
+      </w:r>
+      <w:r>
+        <w:t xml:space="preserve">) версии </w:t>
+      </w:r>
+      <w:r>
+        <w:t>___</w:t>
       </w:r>
       <w:r>
         <w:t xml:space="preserve"> в части газовых и техно</w:t>
@@ -1485,14 +1489,14 @@
       <w:pPr>
         <w:pStyle w:val="2"/>
       </w:pPr>
-      <w:bookmarkStart w:id="3" w:name="_Toc204005506"/>
+      <w:bookmarkStart w:id="2" w:name="_Toc204169484"/>
       <w:r>
         <w:t>Место</w:t>
       </w:r>
       <w:r>
         <w:t xml:space="preserve"> проведения испытаний</w:t>
       </w:r>
-      <w:bookmarkEnd w:id="3"/>
+      <w:bookmarkEnd w:id="2"/>
     </w:p>
     <w:tbl>
       <w:tblPr>
@@ -1614,9 +1618,8 @@
             <w:r>
               <w:rPr>
                 <w:szCs w:val="24"/>
-                <w:highlight w:val="yellow"/>
-              </w:rPr>
-              <w:t>111024</w:t>
+              </w:rPr>
+              <w:t>153040</w:t>
             </w:r>
             <w:r>
               <w:rPr>
@@ -1632,11 +1635,11 @@
       <w:pPr>
         <w:pStyle w:val="2"/>
       </w:pPr>
-      <w:bookmarkStart w:id="4" w:name="_Toc204005507"/>
+      <w:bookmarkStart w:id="3" w:name="_Toc204169485"/>
       <w:r>
         <w:t>Информация об объекте испытаний</w:t>
       </w:r>
-      <w:bookmarkEnd w:id="4"/>
+      <w:bookmarkEnd w:id="3"/>
     </w:p>
     <w:p>
       <w:pPr>
@@ -1666,7 +1669,7 @@
         </w:trPr>
         <w:tc>
           <w:tcPr>
-            <w:tcW w:w="9911" w:type="dxa"/>
+            <w:tcW w:w="9605" w:type="dxa"/>
             <w:gridSpan w:val="3"/>
           </w:tcPr>
           <w:p>
@@ -1688,11 +1691,10 @@
         </w:trPr>
         <w:tc>
           <w:tcPr>
-            <w:tcW w:w="4815" w:type="dxa"/>
-          </w:tcPr>
-          <w:p>
-            <w:pPr>
-              <w:jc w:val="left"/>
+            <w:tcW w:w="4644" w:type="dxa"/>
+          </w:tcPr>
+          <w:p>
+            <w:pPr>
               <w:rPr>
                 <w:b/>
               </w:rPr>
@@ -1707,11 +1709,10 @@
         </w:tc>
         <w:tc>
           <w:tcPr>
-            <w:tcW w:w="2551" w:type="dxa"/>
-          </w:tcPr>
-          <w:p>
-            <w:pPr>
-              <w:jc w:val="left"/>
+            <w:tcW w:w="2477" w:type="dxa"/>
+          </w:tcPr>
+          <w:p>
+            <w:pPr>
               <w:rPr>
                 <w:b/>
               </w:rPr>
@@ -1726,11 +1727,10 @@
         </w:tc>
         <w:tc>
           <w:tcPr>
-            <w:tcW w:w="2545" w:type="dxa"/>
-          </w:tcPr>
-          <w:p>
-            <w:pPr>
-              <w:jc w:val="left"/>
+            <w:tcW w:w="2484" w:type="dxa"/>
+          </w:tcPr>
+          <w:p>
+            <w:pPr>
               <w:rPr>
                 <w:b/>
               </w:rPr>
@@ -1750,37 +1750,57 @@
         </w:trPr>
         <w:tc>
           <w:tcPr>
-            <w:tcW w:w="4815" w:type="dxa"/>
+            <w:tcW w:w="4644" w:type="dxa"/>
           </w:tcPr>
           <w:p>
             <w:pPr>
               <w:jc w:val="left"/>
             </w:pPr>
             <w:r>
-              <w:t>Микропроцессорное устройство защи</w:t>
-            </w:r>
-            <w:r>
-              <w:t>ты отходящей линии «ЮНИТ-М300-Т</w:t>
-            </w:r>
-            <w:r>
-              <w:t>»,</w:t>
+              <w:t xml:space="preserve">Наименование: </w:t>
+            </w:r>
+            <w:r>
+              <w:rPr>
+                <w:i/>
+              </w:rPr>
+              <w:t xml:space="preserve">Микропроцессорное устройство защиты </w:t>
+            </w:r>
+            <w:r>
+              <w:rPr>
+                <w:i/>
+              </w:rPr>
+              <w:t>защиты и автоматики трансформатора</w:t>
+            </w:r>
+            <w:r>
+              <w:rPr>
+                <w:i/>
+              </w:rPr>
+              <w:t xml:space="preserve"> «ЮНИТ-М300-Т</w:t>
+            </w:r>
+            <w:r>
+              <w:rPr>
+                <w:i/>
+              </w:rPr>
+              <w:t>2</w:t>
+            </w:r>
+            <w:r>
+              <w:rPr>
+                <w:i/>
+              </w:rPr>
+              <w:t>»</w:t>
             </w:r>
           </w:p>
           <w:p>
             <w:pPr>
               <w:jc w:val="left"/>
             </w:pPr>
-            <w:r>
-              <w:rPr>
-                <w:highlight w:val="yellow"/>
-              </w:rPr>
-              <w:t>Модель ЮНИТ-М314-Т</w:t>
-            </w:r>
-            <w:r>
-              <w:rPr>
-                <w:highlight w:val="yellow"/>
-              </w:rPr>
-              <w:t>-Р02с-B021-В021-В001-К001-К003-M046-5400-x-C02.00,</w:t>
+            <w:proofErr w:type="gramStart"/>
+            <w:r>
+              <w:t>Модель:_</w:t>
+            </w:r>
+            <w:proofErr w:type="gramEnd"/>
+            <w:r>
+              <w:t>_______________________________</w:t>
             </w:r>
           </w:p>
           <w:p>
@@ -1788,25 +1808,27 @@
               <w:jc w:val="left"/>
             </w:pPr>
             <w:r>
-              <w:t xml:space="preserve">ПО версия </w:t>
-            </w:r>
-            <w:r>
-              <w:rPr>
-                <w:highlight w:val="yellow"/>
-              </w:rPr>
-              <w:t>ХХ</w:t>
-            </w:r>
-          </w:p>
-        </w:tc>
-        <w:tc>
-          <w:tcPr>
-            <w:tcW w:w="2551" w:type="dxa"/>
+              <w:t>_______________________________________</w:t>
+            </w:r>
+          </w:p>
+          <w:p>
+            <w:pPr>
+              <w:jc w:val="left"/>
+            </w:pPr>
+            <w:r>
+              <w:t>Версия ПО: _________</w:t>
+            </w:r>
+          </w:p>
+        </w:tc>
+        <w:tc>
+          <w:tcPr>
+            <w:tcW w:w="2477" w:type="dxa"/>
           </w:tcPr>
           <w:p/>
         </w:tc>
         <w:tc>
           <w:tcPr>
-            <w:tcW w:w="2545" w:type="dxa"/>
+            <w:tcW w:w="2484" w:type="dxa"/>
           </w:tcPr>
           <w:p>
             <w:r>
@@ -1873,7 +1895,6 @@
           </w:tcPr>
           <w:p>
             <w:pPr>
-              <w:jc w:val="left"/>
               <w:rPr>
                 <w:b/>
               </w:rPr>
@@ -1892,7 +1913,6 @@
           </w:tcPr>
           <w:p>
             <w:pPr>
-              <w:jc w:val="left"/>
               <w:rPr>
                 <w:b/>
               </w:rPr>
@@ -1911,7 +1931,6 @@
           </w:tcPr>
           <w:p>
             <w:pPr>
-              <w:jc w:val="left"/>
               <w:rPr>
                 <w:b/>
               </w:rPr>
@@ -1933,11 +1952,6 @@
           <w:tcPr>
             <w:tcW w:w="4815" w:type="dxa"/>
           </w:tcPr>
-          <w:p>
-            <w:pPr>
-              <w:jc w:val="left"/>
-            </w:pPr>
-          </w:p>
           <w:p>
             <w:pPr>
               <w:jc w:val="left"/>
@@ -1982,9 +1996,33 @@
       <w:pPr>
         <w:pStyle w:val="2"/>
       </w:pPr>
-      <w:bookmarkStart w:id="5" w:name="_Toc204005508"/>
+      <w:bookmarkStart w:id="4" w:name="_Toc204169486"/>
       <w:r>
         <w:t>Период проведения испытаний</w:t>
+      </w:r>
+      <w:bookmarkEnd w:id="4"/>
+    </w:p>
+    <w:p>
+      <w:pPr>
+        <w:pStyle w:val="a5"/>
+      </w:pPr>
+      <w:r>
+        <w:t>Дата проведения испытаний:</w:t>
+      </w:r>
+      <w:r>
+        <w:tab/>
+      </w:r>
+      <w:r>
+        <w:t>______________________________</w:t>
+      </w:r>
+    </w:p>
+    <w:p>
+      <w:pPr>
+        <w:pStyle w:val="2"/>
+      </w:pPr>
+      <w:bookmarkStart w:id="5" w:name="_Toc204169487"/>
+      <w:r>
+        <w:t>Условия проведения испытаний и измерений</w:t>
       </w:r>
       <w:bookmarkEnd w:id="5"/>
     </w:p>
@@ -1993,25 +2031,16 @@
         <w:pStyle w:val="a5"/>
       </w:pPr>
       <w:r>
-        <w:t>Дата проведения испытаний:</w:t>
-      </w:r>
-      <w:r>
-        <w:tab/>
-      </w:r>
-      <w:r>
-        <w:rPr>
-          <w:highlight w:val="yellow"/>
-        </w:rPr>
-        <w:t>15.09.2025 - 17.10.2025</w:t>
+        <w:t>Испытания проводились при нормальных климатических условиях (температура воздуха 20±5 ºС, относительная влажность до 80%).</w:t>
       </w:r>
     </w:p>
     <w:p>
       <w:pPr>
         <w:pStyle w:val="2"/>
       </w:pPr>
-      <w:bookmarkStart w:id="6" w:name="_Toc204005509"/>
-      <w:r>
-        <w:t>Условия проведения испытаний и измерений</w:t>
+      <w:bookmarkStart w:id="6" w:name="_Toc204169488"/>
+      <w:r>
+        <w:t>Нормативная документация</w:t>
       </w:r>
       <w:bookmarkEnd w:id="6"/>
     </w:p>
@@ -2020,66 +2049,48 @@
         <w:pStyle w:val="a5"/>
       </w:pPr>
       <w:r>
-        <w:t>Испытания проводились при нормальных климатических условиях (температура воздуха 20±5 ºС, относительная влажность до 80%).</w:t>
+        <w:t xml:space="preserve">1. СТО 56947007-33.040.20.296-2019 </w:t>
+      </w:r>
+      <w:r>
+        <w:t>Типовые шкафы ШЭТ и ОЭТ 6-35 кВ. Архитектура I типа</w:t>
+      </w:r>
+      <w:r>
+        <w:t>, ПАО «ФСК ЕЭС».</w:t>
+      </w:r>
+    </w:p>
+    <w:p>
+      <w:pPr>
+        <w:pStyle w:val="a5"/>
+      </w:pPr>
+      <w:r>
+        <w:lastRenderedPageBreak/>
+        <w:t xml:space="preserve">2. СТО 56947007-33.040.20.297-2019 </w:t>
+      </w:r>
+      <w:r>
+        <w:t>Типовые шкафы ШЭТ и ОЭТ 6-35 кВ. Архитектура I</w:t>
+      </w:r>
+      <w:r>
+        <w:rPr>
+          <w:lang w:val="en-US"/>
+        </w:rPr>
+        <w:t>I</w:t>
+      </w:r>
+      <w:r>
+        <w:t xml:space="preserve"> типа</w:t>
+      </w:r>
+      <w:r>
+        <w:t>, ПАО «ФСК ЕЭС».</w:t>
       </w:r>
     </w:p>
     <w:p>
       <w:pPr>
         <w:pStyle w:val="2"/>
       </w:pPr>
-      <w:bookmarkStart w:id="7" w:name="_Toc204005510"/>
-      <w:r>
-        <w:t>Нормативная документация</w:t>
+      <w:bookmarkStart w:id="7" w:name="_Toc204169489"/>
+      <w:r>
+        <w:t>Перечень используемых средств измерений (СИ), испытательного оборудования (ИО) и вспомогательного оборудования (ВО)</w:t>
       </w:r>
       <w:bookmarkEnd w:id="7"/>
-    </w:p>
-    <w:p>
-      <w:pPr>
-        <w:pStyle w:val="a5"/>
-      </w:pPr>
-      <w:r>
-        <w:t xml:space="preserve">1. СТО 56947007-33.040.20.296-2019 </w:t>
-      </w:r>
-      <w:r>
-        <w:t>Типовые шкафы ШЭТ и ОЭТ 6-35 кВ. Архитектура I типа</w:t>
-      </w:r>
-      <w:r>
-        <w:t>, ПАО «ФСК ЕЭС».</w:t>
-      </w:r>
-    </w:p>
-    <w:p>
-      <w:pPr>
-        <w:pStyle w:val="a5"/>
-      </w:pPr>
-      <w:r>
-        <w:lastRenderedPageBreak/>
-        <w:t xml:space="preserve">2. СТО 56947007-33.040.20.297-2019 </w:t>
-      </w:r>
-      <w:r>
-        <w:t>Типовые шкафы ШЭТ и ОЭТ 6-35 кВ. Архитектура I</w:t>
-      </w:r>
-      <w:r>
-        <w:rPr>
-          <w:lang w:val="en-US"/>
-        </w:rPr>
-        <w:t>I</w:t>
-      </w:r>
-      <w:r>
-        <w:t xml:space="preserve"> типа</w:t>
-      </w:r>
-      <w:r>
-        <w:t>, ПАО «ФСК ЕЭС».</w:t>
-      </w:r>
-    </w:p>
-    <w:p>
-      <w:pPr>
-        <w:pStyle w:val="2"/>
-      </w:pPr>
-      <w:bookmarkStart w:id="8" w:name="_Toc204005511"/>
-      <w:r>
-        <w:t>Перечень используемых средств измерений (СИ), испытательного оборудования (ИО) и вспомогательного оборудования (ВО)</w:t>
-      </w:r>
-      <w:bookmarkEnd w:id="8"/>
     </w:p>
     <w:p>
       <w:pPr>
@@ -3481,18 +3492,18 @@
       <w:pPr>
         <w:pStyle w:val="1"/>
       </w:pPr>
-      <w:bookmarkStart w:id="9" w:name="_Toc204005512"/>
+      <w:bookmarkStart w:id="8" w:name="_Toc204169490"/>
       <w:r>
         <w:lastRenderedPageBreak/>
         <w:t>ПРОГРАММА ПРОВЕДЕНИЯ ИСПЫТАНИЙ</w:t>
       </w:r>
-      <w:bookmarkEnd w:id="9"/>
+      <w:bookmarkEnd w:id="8"/>
     </w:p>
     <w:p>
       <w:pPr>
         <w:pStyle w:val="2"/>
       </w:pPr>
-      <w:bookmarkStart w:id="10" w:name="_Toc204005513"/>
+      <w:bookmarkStart w:id="9" w:name="_Toc204169491"/>
       <w:r>
         <w:t>Цел</w:t>
       </w:r>
@@ -3502,7 +3513,7 @@
       <w:r>
         <w:t xml:space="preserve"> испытаний</w:t>
       </w:r>
-      <w:bookmarkEnd w:id="10"/>
+      <w:bookmarkEnd w:id="9"/>
     </w:p>
     <w:p>
       <w:pPr>
@@ -3517,31 +3528,61 @@
     </w:p>
     <w:p>
       <w:pPr>
+        <w:pStyle w:val="a5"/>
+      </w:pPr>
+      <w:r>
+        <w:t>2.1.2 В приложении к данному протоколу (</w:t>
+      </w:r>
+      <w:r>
+        <w:rPr>
+          <w:highlight w:val="yellow"/>
+        </w:rPr>
+        <w:t xml:space="preserve">см. </w:t>
+      </w:r>
+      <w:proofErr w:type="gramStart"/>
+      <w:r>
+        <w:rPr>
+          <w:highlight w:val="yellow"/>
+        </w:rPr>
+        <w:t>фай</w:t>
+      </w:r>
+      <w:r>
+        <w:t xml:space="preserve">л </w:t>
+      </w:r>
+      <w:r>
+        <w:t>)</w:t>
+      </w:r>
+      <w:proofErr w:type="gramEnd"/>
+      <w:r>
+        <w:t xml:space="preserve"> приведены выставляемые уставки и параметры для каждого режима.</w:t>
+      </w:r>
+    </w:p>
+    <w:p>
+      <w:pPr>
         <w:pStyle w:val="2"/>
       </w:pPr>
-      <w:bookmarkStart w:id="11" w:name="_Toc198633114"/>
-      <w:bookmarkStart w:id="12" w:name="_Toc204005514"/>
+      <w:bookmarkStart w:id="10" w:name="_Toc198633114"/>
+      <w:bookmarkStart w:id="11" w:name="_Toc204169492"/>
       <w:r>
         <w:t>Подключение испытатель</w:t>
       </w:r>
       <w:r>
         <w:t>ной установки к устройству</w:t>
       </w:r>
+      <w:bookmarkEnd w:id="10"/>
       <w:bookmarkEnd w:id="11"/>
-      <w:bookmarkEnd w:id="12"/>
     </w:p>
     <w:p>
       <w:pPr>
         <w:pStyle w:val="3"/>
       </w:pPr>
       <w:r>
-        <w:t>Перед началом испытаний необходимо подключить аналоговые</w:t>
-      </w:r>
-      <w:r>
-        <w:t>,</w:t>
-      </w:r>
-      <w:r>
-        <w:t xml:space="preserve"> дискретные цепи терминала и испытательной установки в соответствии со </w:t>
+        <w:t xml:space="preserve">Перед началом испытаний необходимо подключить </w:t>
+      </w:r>
+      <w:bookmarkStart w:id="12" w:name="_GoBack"/>
+      <w:bookmarkEnd w:id="12"/>
+      <w:r>
+        <w:t xml:space="preserve">дискретные цепи терминала и испытательной установки в соответствии со </w:t>
       </w:r>
       <w:r>
         <w:t>схемами на рисунках</w:t>
@@ -3649,10 +3690,10 @@
             <v:path o:extrusionok="f" gradientshapeok="t" o:connecttype="rect"/>
             <o:lock v:ext="edit" aspectratio="t"/>
           </v:shapetype>
-          <v:shape id="_x0000_i1025" type="#_x0000_t75" style="width:395.05pt;height:502.1pt" o:ole="">
+          <v:shape id="_x0000_i1025" type="#_x0000_t75" style="width:349pt;height:443.5pt" o:ole="">
             <v:imagedata r:id="rId10" o:title=""/>
           </v:shape>
-          <o:OLEObject Type="Embed" ProgID="Acrobat.Document.DC" ShapeID="_x0000_i1025" DrawAspect="Content" ObjectID="_1814618250" r:id="rId11"/>
+          <o:OLEObject Type="Embed" ProgID="Acrobat.Document.DC" ShapeID="_x0000_i1025" DrawAspect="Content" ObjectID="_1814790474" r:id="rId11"/>
         </w:object>
       </w:r>
     </w:p>
@@ -3662,7 +3703,6 @@
       </w:pPr>
       <w:bookmarkStart w:id="13" w:name="_Ref198732889"/>
       <w:r>
-        <w:lastRenderedPageBreak/>
         <w:t xml:space="preserve">Схема подключения </w:t>
       </w:r>
       <w:r>
@@ -3700,10 +3740,10 @@
       </w:pPr>
       <w:r>
         <w:object w:dxaOrig="14235" w:dyaOrig="16485">
-          <v:shape id="_x0000_i1026" type="#_x0000_t75" style="width:396.3pt;height:458.9pt" o:ole="">
+          <v:shape id="_x0000_i1026" type="#_x0000_t75" style="width:396.5pt;height:459pt" o:ole="">
             <v:imagedata r:id="rId12" o:title=""/>
           </v:shape>
-          <o:OLEObject Type="Embed" ProgID="Acrobat.Document.DC" ShapeID="_x0000_i1026" DrawAspect="Content" ObjectID="_1814618251" r:id="rId13"/>
+          <o:OLEObject Type="Embed" ProgID="Acrobat.Document.DC" ShapeID="_x0000_i1026" DrawAspect="Content" ObjectID="_1814790475" r:id="rId13"/>
         </w:object>
       </w:r>
     </w:p>
@@ -3754,7 +3794,7 @@
       <w:pPr>
         <w:pStyle w:val="2"/>
       </w:pPr>
-      <w:bookmarkStart w:id="15" w:name="_Toc204005515"/>
+      <w:bookmarkStart w:id="15" w:name="_Toc204169493"/>
       <w:r>
         <w:t>Назначение дискретных входов устройства ЮНИТ-М-300</w:t>
       </w:r>
@@ -4284,70 +4324,70 @@
               </w:rPr>
             </w:pPr>
             <w:r>
+              <w:t>М</w:t>
+            </w:r>
+            <w:r>
+              <w:rPr>
+                <w:lang w:val="en-US"/>
+              </w:rPr>
+              <w:t>3.XB:6</w:t>
+            </w:r>
+          </w:p>
+        </w:tc>
+        <w:tc>
+          <w:tcPr>
+            <w:tcW w:w="2062" w:type="dxa"/>
+          </w:tcPr>
+          <w:p>
+            <w:pPr>
+              <w:pStyle w:val="af0"/>
+              <w:rPr>
+                <w:lang w:val="en-US"/>
+              </w:rPr>
+            </w:pPr>
+            <w:r>
+              <w:t>М</w:t>
+            </w:r>
+            <w:r>
+              <w:rPr>
+                <w:lang w:val="en-US"/>
+              </w:rPr>
+              <w:t>3.6</w:t>
+            </w:r>
+          </w:p>
+        </w:tc>
+        <w:tc>
+          <w:tcPr>
+            <w:tcW w:w="5061" w:type="dxa"/>
+          </w:tcPr>
+          <w:p>
+            <w:pPr>
+              <w:pStyle w:val="af0"/>
+              <w:jc w:val="left"/>
+              <w:rPr>
+                <w:lang w:val="en-US"/>
+              </w:rPr>
+            </w:pPr>
+            <w:r>
+              <w:t>Сброс блок. ГЗ,ТЗ</w:t>
+            </w:r>
+          </w:p>
+        </w:tc>
+      </w:tr>
+      <w:tr>
+        <w:tc>
+          <w:tcPr>
+            <w:tcW w:w="2482" w:type="dxa"/>
+          </w:tcPr>
+          <w:p>
+            <w:pPr>
+              <w:pStyle w:val="af0"/>
+              <w:rPr>
+                <w:lang w:val="en-US"/>
+              </w:rPr>
+            </w:pPr>
+            <w:r>
               <w:lastRenderedPageBreak/>
-              <w:t>М</w:t>
-            </w:r>
-            <w:r>
-              <w:rPr>
-                <w:lang w:val="en-US"/>
-              </w:rPr>
-              <w:t>3.XB:6</w:t>
-            </w:r>
-          </w:p>
-        </w:tc>
-        <w:tc>
-          <w:tcPr>
-            <w:tcW w:w="2062" w:type="dxa"/>
-          </w:tcPr>
-          <w:p>
-            <w:pPr>
-              <w:pStyle w:val="af0"/>
-              <w:rPr>
-                <w:lang w:val="en-US"/>
-              </w:rPr>
-            </w:pPr>
-            <w:r>
-              <w:t>М</w:t>
-            </w:r>
-            <w:r>
-              <w:rPr>
-                <w:lang w:val="en-US"/>
-              </w:rPr>
-              <w:t>3.6</w:t>
-            </w:r>
-          </w:p>
-        </w:tc>
-        <w:tc>
-          <w:tcPr>
-            <w:tcW w:w="5061" w:type="dxa"/>
-          </w:tcPr>
-          <w:p>
-            <w:pPr>
-              <w:pStyle w:val="af0"/>
-              <w:jc w:val="left"/>
-              <w:rPr>
-                <w:lang w:val="en-US"/>
-              </w:rPr>
-            </w:pPr>
-            <w:r>
-              <w:t>Сброс блок. ГЗ,ТЗ</w:t>
-            </w:r>
-          </w:p>
-        </w:tc>
-      </w:tr>
-      <w:tr>
-        <w:tc>
-          <w:tcPr>
-            <w:tcW w:w="2482" w:type="dxa"/>
-          </w:tcPr>
-          <w:p>
-            <w:pPr>
-              <w:pStyle w:val="af0"/>
-              <w:rPr>
-                <w:lang w:val="en-US"/>
-              </w:rPr>
-            </w:pPr>
-            <w:r>
               <w:t>М</w:t>
             </w:r>
             <w:r>
@@ -6520,7 +6560,7 @@
       <w:pPr>
         <w:pStyle w:val="2"/>
       </w:pPr>
-      <w:bookmarkStart w:id="19" w:name="_Toc204005516"/>
+      <w:bookmarkStart w:id="19" w:name="_Toc204169494"/>
       <w:bookmarkEnd w:id="17"/>
       <w:r>
         <w:t>Назначение выходных реле устройства ЮНИТ-М-300</w:t>
@@ -6611,7 +6651,6 @@
       <w:bookmarkStart w:id="20" w:name="_Ref192835076"/>
       <w:bookmarkStart w:id="21" w:name="_Ref195521076"/>
       <w:r>
-        <w:lastRenderedPageBreak/>
         <w:t xml:space="preserve">Выходные реле ЮНИТ-М300 для проверки </w:t>
       </w:r>
       <w:bookmarkEnd w:id="20"/>
@@ -6650,6 +6689,7 @@
               <w:rPr>
                 <w:b w:val="0"/>
               </w:rPr>
+              <w:lastRenderedPageBreak/>
               <w:t>Клеммы на устройстве</w:t>
             </w:r>
           </w:p>
@@ -9878,82 +9918,82 @@
               <w:pStyle w:val="af0"/>
             </w:pPr>
             <w:r>
+              <w:t>М10.</w:t>
+            </w:r>
+            <w:r>
+              <w:rPr>
+                <w:lang w:val="en-US"/>
+              </w:rPr>
+              <w:t>X</w:t>
+            </w:r>
+            <w:r>
+              <w:t>В:</w:t>
+            </w:r>
+            <w:r>
+              <w:rPr>
+                <w:lang w:val="en-US"/>
+              </w:rPr>
+              <w:t>7</w:t>
+            </w:r>
+            <w:r>
+              <w:t xml:space="preserve"> – М10.</w:t>
+            </w:r>
+            <w:r>
+              <w:rPr>
+                <w:lang w:val="en-US"/>
+              </w:rPr>
+              <w:t>XB</w:t>
+            </w:r>
+            <w:r>
+              <w:t>:</w:t>
+            </w:r>
+            <w:r>
+              <w:rPr>
+                <w:lang w:val="en-US"/>
+              </w:rPr>
+              <w:t>5</w:t>
+            </w:r>
+          </w:p>
+        </w:tc>
+        <w:tc>
+          <w:tcPr>
+            <w:tcW w:w="2212" w:type="dxa"/>
+          </w:tcPr>
+          <w:p>
+            <w:pPr>
+              <w:pStyle w:val="af0"/>
+            </w:pPr>
+            <w:r>
+              <w:t>М10.К3</w:t>
+            </w:r>
+          </w:p>
+        </w:tc>
+        <w:tc>
+          <w:tcPr>
+            <w:tcW w:w="4914" w:type="dxa"/>
+          </w:tcPr>
+          <w:p>
+            <w:pPr>
+              <w:pStyle w:val="af0"/>
+              <w:jc w:val="left"/>
+            </w:pPr>
+            <w:r>
+              <w:t>СС: Низ.изол. ГЗ</w:t>
+            </w:r>
+          </w:p>
+        </w:tc>
+      </w:tr>
+      <w:tr>
+        <w:tc>
+          <w:tcPr>
+            <w:tcW w:w="2479" w:type="dxa"/>
+          </w:tcPr>
+          <w:p>
+            <w:pPr>
+              <w:pStyle w:val="af0"/>
+            </w:pPr>
+            <w:r>
               <w:lastRenderedPageBreak/>
-              <w:t>М10.</w:t>
-            </w:r>
-            <w:r>
-              <w:rPr>
-                <w:lang w:val="en-US"/>
-              </w:rPr>
-              <w:t>X</w:t>
-            </w:r>
-            <w:r>
-              <w:t>В:</w:t>
-            </w:r>
-            <w:r>
-              <w:rPr>
-                <w:lang w:val="en-US"/>
-              </w:rPr>
-              <w:t>7</w:t>
-            </w:r>
-            <w:r>
-              <w:t xml:space="preserve"> – М10.</w:t>
-            </w:r>
-            <w:r>
-              <w:rPr>
-                <w:lang w:val="en-US"/>
-              </w:rPr>
-              <w:t>XB</w:t>
-            </w:r>
-            <w:r>
-              <w:t>:</w:t>
-            </w:r>
-            <w:r>
-              <w:rPr>
-                <w:lang w:val="en-US"/>
-              </w:rPr>
-              <w:t>5</w:t>
-            </w:r>
-          </w:p>
-        </w:tc>
-        <w:tc>
-          <w:tcPr>
-            <w:tcW w:w="2212" w:type="dxa"/>
-          </w:tcPr>
-          <w:p>
-            <w:pPr>
-              <w:pStyle w:val="af0"/>
-            </w:pPr>
-            <w:r>
-              <w:t>М10.К3</w:t>
-            </w:r>
-          </w:p>
-        </w:tc>
-        <w:tc>
-          <w:tcPr>
-            <w:tcW w:w="4914" w:type="dxa"/>
-          </w:tcPr>
-          <w:p>
-            <w:pPr>
-              <w:pStyle w:val="af0"/>
-              <w:jc w:val="left"/>
-            </w:pPr>
-            <w:r>
-              <w:t>СС: Низ.изол. ГЗ</w:t>
-            </w:r>
-          </w:p>
-        </w:tc>
-      </w:tr>
-      <w:tr>
-        <w:tc>
-          <w:tcPr>
-            <w:tcW w:w="2479" w:type="dxa"/>
-          </w:tcPr>
-          <w:p>
-            <w:pPr>
-              <w:pStyle w:val="af0"/>
-            </w:pPr>
-            <w:r>
               <w:t>М10.</w:t>
             </w:r>
             <w:r>
@@ -10298,11 +10338,12 @@
     </w:tbl>
     <w:p>
       <w:pPr>
-        <w:pStyle w:val="a"/>
+        <w:pStyle w:val="2"/>
         <w:numPr>
           <w:ilvl w:val="0"/>
           <w:numId w:val="0"/>
         </w:numPr>
+        <w:ind w:left="709"/>
       </w:pPr>
     </w:p>
     <w:sectPr>
@@ -10554,6 +10595,7 @@
               <w:b/>
               <w:sz w:val="32"/>
               <w:szCs w:val="32"/>
+              <w:highlight w:val="yellow"/>
               <w:lang w:val="ru-RU"/>
             </w:rPr>
           </w:pPr>
@@ -10562,6 +10604,7 @@
               <w:b/>
               <w:sz w:val="32"/>
               <w:szCs w:val="32"/>
+              <w:highlight w:val="yellow"/>
               <w:lang w:val="ru-RU"/>
             </w:rPr>
             <w:t>ООО «Юнител Инжиниринг»</w:t>
@@ -10571,11 +10614,13 @@
           <w:pPr>
             <w:pStyle w:val="af3"/>
             <w:rPr>
+              <w:highlight w:val="yellow"/>
               <w:lang w:val="ru-RU"/>
             </w:rPr>
           </w:pPr>
           <w:r>
             <w:rPr>
+              <w:highlight w:val="yellow"/>
               <w:lang w:val="ru-RU"/>
             </w:rPr>
             <w:t>111024, Россия, г. Москва, 2-я Кабельная улица, 2, стр. 1</w:t>
@@ -10586,6 +10631,9 @@
             <w:pStyle w:val="af3"/>
           </w:pPr>
           <w:r>
+            <w:rPr>
+              <w:highlight w:val="yellow"/>
+            </w:rPr>
             <w:t>тел: +7 (495) 651-99-98, e-mail: info@uni-eng.ru</w:t>
           </w:r>
         </w:p>
@@ -10854,14 +10902,27 @@
           <w:r>
             <w:t xml:space="preserve"> из </w:t>
           </w:r>
-          <w:fldSimple w:instr=" NUMPAGES ">
-            <w:r>
-              <w:rPr>
-                <w:noProof/>
-              </w:rPr>
-              <w:t>9</w:t>
-            </w:r>
-          </w:fldSimple>
+          <w:r>
+            <w:fldChar w:fldCharType="begin"/>
+          </w:r>
+          <w:r>
+            <w:instrText xml:space="preserve"> NUMPAGES </w:instrText>
+          </w:r>
+          <w:r>
+            <w:fldChar w:fldCharType="separate"/>
+          </w:r>
+          <w:r>
+            <w:rPr>
+              <w:noProof/>
+            </w:rPr>
+            <w:t>9</w:t>
+          </w:r>
+          <w:r>
+            <w:rPr>
+              <w:noProof/>
+            </w:rPr>
+            <w:fldChar w:fldCharType="end"/>
+          </w:r>
           <w:r>
             <w:t xml:space="preserve"> </w:t>
           </w:r>
@@ -12992,7 +13053,7 @@
 </file>
 
 <file path=customXml/itemProps1.xml><?xml version="1.0" encoding="utf-8"?>
-<ds:datastoreItem xmlns:ds="http://schemas.openxmlformats.org/officeDocument/2006/customXml" ds:itemID="{17078822-307D-445C-9E9D-22813FC0A87F}">
+<ds:datastoreItem xmlns:ds="http://schemas.openxmlformats.org/officeDocument/2006/customXml" ds:itemID="{18197AD5-86E6-4F95-BE46-CA5B7E2981FA}">
   <ds:schemaRefs>
     <ds:schemaRef ds:uri="http://schemas.openxmlformats.org/officeDocument/2006/bibliography"/>
   </ds:schemaRefs>
